--- a/examples/anomalies/doc/61-discord-hanct_dtw_discord.docx
+++ b/examples/anomalies/doc/61-discord-hanct_dtw_discord.docx
@@ -178,6 +178,45 @@
       <w:pPr>
         <w:pStyle w:val="SourceCode"/>
       </w:pPr>
+      <w:r>
+        <w:rPr>
+          <w:rStyle w:val="FunctionTok"/>
+        </w:rPr>
+        <w:t xml:space="preserve">source</w:t>
+      </w:r>
+      <w:r>
+        <w:rPr>
+          <w:rStyle w:val="NormalTok"/>
+        </w:rPr>
+        <w:t xml:space="preserve">(</w:t>
+      </w:r>
+      <w:r>
+        <w:rPr>
+          <w:rStyle w:val="FunctionTok"/>
+        </w:rPr>
+        <w:t xml:space="preserve">url</w:t>
+      </w:r>
+      <w:r>
+        <w:rPr>
+          <w:rStyle w:val="NormalTok"/>
+        </w:rPr>
+        <w:t xml:space="preserve">(</w:t>
+      </w:r>
+      <w:r>
+        <w:rPr>
+          <w:rStyle w:val="StringTok"/>
+        </w:rPr>
+        <w:t xml:space="preserve">"https://raw.githubusercontent.com/cefet-rj-dal/harbinger/master/examples/seed.R"</w:t>
+      </w:r>
+      <w:r>
+        <w:rPr>
+          <w:rStyle w:val="NormalTok"/>
+        </w:rPr>
+        <w:t xml:space="preserve">))</w:t>
+      </w:r>
+      <w:r>
+        <w:br/>
+      </w:r>
       <w:r>
         <w:rPr>
           <w:rStyle w:val="CommentTok"/>
@@ -589,6 +628,21 @@
       </w:r>
       <w:r>
         <w:rPr>
+          <w:rStyle w:val="FunctionTok"/>
+        </w:rPr>
+        <w:t xml:space="preserve">set_example_seed</w:t>
+      </w:r>
+      <w:r>
+        <w:rPr>
+          <w:rStyle w:val="NormalTok"/>
+        </w:rPr>
+        <w:t xml:space="preserve">()</w:t>
+      </w:r>
+      <w:r>
+        <w:br/>
+      </w:r>
+      <w:r>
+        <w:rPr>
           <w:rStyle w:val="NormalTok"/>
         </w:rPr>
         <w:t xml:space="preserve">model </w:t>
@@ -638,7 +692,7 @@
         <w:rPr>
           <w:rStyle w:val="VerbatimChar"/>
         </w:rPr>
-        <w:t xml:space="preserve">## Found more than one class "dist" in cache; using the first, from namespace 'spam'</w:t>
+        <w:t xml:space="preserve">## Found more than one class "dist" in cache; using the first, from namespace 'arules'</w:t>
       </w:r>
     </w:p>
     <w:p>
@@ -649,7 +703,29 @@
         <w:rPr>
           <w:rStyle w:val="VerbatimChar"/>
         </w:rPr>
-        <w:t xml:space="preserve">## Also defined by 'arules' 'dtwclust'</w:t>
+        <w:t xml:space="preserve">## Also defined by 'spam'</w:t>
+      </w:r>
+    </w:p>
+    <w:p>
+      <w:pPr>
+        <w:pStyle w:val="SourceCode"/>
+      </w:pPr>
+      <w:r>
+        <w:rPr>
+          <w:rStyle w:val="VerbatimChar"/>
+        </w:rPr>
+        <w:t xml:space="preserve">## Found more than one class "dist" in cache; using the first, from namespace 'arules'</w:t>
+      </w:r>
+    </w:p>
+    <w:p>
+      <w:pPr>
+        <w:pStyle w:val="SourceCode"/>
+      </w:pPr>
+      <w:r>
+        <w:rPr>
+          <w:rStyle w:val="VerbatimChar"/>
+        </w:rPr>
+        <w:t xml:space="preserve">## Also defined by 'spam'</w:t>
       </w:r>
     </w:p>
     <w:bookmarkEnd w:id="16"/>
@@ -835,7 +911,7 @@
         <w:rPr>
           <w:rStyle w:val="VerbatimChar"/>
         </w:rPr>
-        <w:t xml:space="preserve">## 1  52  TRUE discord   3      3</w:t>
+        <w:t xml:space="preserve">## 1  51  TRUE discord   3      3</w:t>
       </w:r>
     </w:p>
     <w:bookmarkEnd w:id="17"/>
@@ -1086,7 +1162,7 @@
               <a:graphicData uri="http://schemas.openxmlformats.org/drawingml/2006/picture">
                 <pic:pic>
                   <pic:nvPicPr>
-                    <pic:cNvPr descr="/home/gpca/harbinger/examples/anomalies/doc/61-discord-hanct_dtw_discord_files/e81d2b63ce3f5133818447d3c4d04bc1b1a43ba8.png" id="21" name="Picture"/>
+                    <pic:cNvPr descr="/home/gpca/harbinger/examples/anomalies/doc/61-discord-hanct_dtw_discord_files/2bdb0ee3d4834f1432568687128f1dd2db682cf1.png" id="21" name="Picture"/>
                     <pic:cNvPicPr>
                       <a:picLocks noChangeArrowheads="1" noChangeAspect="1"/>
                     </pic:cNvPicPr>
@@ -1231,7 +1307,7 @@
               <a:graphicData uri="http://schemas.openxmlformats.org/drawingml/2006/picture">
                 <pic:pic>
                   <pic:nvPicPr>
-                    <pic:cNvPr descr="/home/gpca/harbinger/examples/anomalies/doc/61-discord-hanct_dtw_discord_files/3bfd1450bae960f103707e6557dbcceeb3c56293.png" id="24" name="Picture"/>
+                    <pic:cNvPr descr="/home/gpca/harbinger/examples/anomalies/doc/61-discord-hanct_dtw_discord_files/f1ecc99e22f3944bbaa607bf345bb3def2664d4c.png" id="24" name="Picture"/>
                     <pic:cNvPicPr>
                       <a:picLocks noChangeArrowheads="1" noChangeAspect="1"/>
                     </pic:cNvPicPr>
